--- a/tillsyn/A 15015-2025 tillsynsbegäran.docx
+++ b/tillsyn/A 15015-2025 tillsynsbegäran.docx
@@ -231,7 +231,7 @@
     <w:r>
       <w:tab/>
       <w:tab/>
-      <w:t>2025-03-28</w:t>
+      <w:t>2025-03-29</w:t>
       <w:br/>
       <w:br/>
     </w:r>

--- a/tillsyn/A 15015-2025 tillsynsbegäran.docx
+++ b/tillsyn/A 15015-2025 tillsynsbegäran.docx
@@ -231,7 +231,7 @@
     <w:r>
       <w:tab/>
       <w:tab/>
-      <w:t>2025-04-02</w:t>
+      <w:t>2025-04-03</w:t>
       <w:br/>
       <w:br/>
     </w:r>

--- a/tillsyn/A 15015-2025 tillsynsbegäran.docx
+++ b/tillsyn/A 15015-2025 tillsynsbegäran.docx
@@ -231,7 +231,7 @@
     <w:r>
       <w:tab/>
       <w:tab/>
-      <w:t>2025-04-03</w:t>
+      <w:t>2025-04-05</w:t>
       <w:br/>
       <w:br/>
     </w:r>

--- a/tillsyn/A 15015-2025 tillsynsbegäran.docx
+++ b/tillsyn/A 15015-2025 tillsynsbegäran.docx
@@ -231,7 +231,7 @@
     <w:r>
       <w:tab/>
       <w:tab/>
-      <w:t>2025-04-05</w:t>
+      <w:t>2025-04-06</w:t>
       <w:br/>
       <w:br/>
     </w:r>

--- a/tillsyn/A 15015-2025 tillsynsbegäran.docx
+++ b/tillsyn/A 15015-2025 tillsynsbegäran.docx
@@ -231,7 +231,7 @@
     <w:r>
       <w:tab/>
       <w:tab/>
-      <w:t>2025-04-06</w:t>
+      <w:t>2025-04-07</w:t>
       <w:br/>
       <w:br/>
     </w:r>

--- a/tillsyn/A 15015-2025 tillsynsbegäran.docx
+++ b/tillsyn/A 15015-2025 tillsynsbegäran.docx
@@ -231,7 +231,7 @@
     <w:r>
       <w:tab/>
       <w:tab/>
-      <w:t>2025-04-07</w:t>
+      <w:t>2025-04-08</w:t>
       <w:br/>
       <w:br/>
     </w:r>

--- a/tillsyn/A 15015-2025 tillsynsbegäran.docx
+++ b/tillsyn/A 15015-2025 tillsynsbegäran.docx
@@ -231,7 +231,7 @@
     <w:r>
       <w:tab/>
       <w:tab/>
-      <w:t>2025-04-08</w:t>
+      <w:t>2025-04-09</w:t>
       <w:br/>
       <w:br/>
     </w:r>

--- a/tillsyn/A 15015-2025 tillsynsbegäran.docx
+++ b/tillsyn/A 15015-2025 tillsynsbegäran.docx
@@ -91,6 +91,28 @@
       </w:r>
     </w:p>
     <w:p>
+      <w:r>
+        <w:rPr>
+          <w:b/>
+        </w:rPr>
+        <w:t>Tibast</w:t>
+      </w:r>
+      <w:r>
+        <w:t xml:space="preserve"> är en kalkgynnad buske som växer på mullrik, frisk eller svagt fuktig mark, exempelvis i gamla kalkgranskogar, lövträdslundar, varma källpåverkade sluttningar och exklusiva biotoper kopplade till vattendrag. Förekomster i gammal skog visar på höga naturvärden och bör alltid noteras i samband med naturvärdesinventeringar. Tibast är värdväxt för de två fjärilsarterna större tibastmal och brun tibastmal (CR) (SLU Artdatabanken, 2024; Nitare &amp; Skogsstyrelsen, 2019).</w:t>
+      </w:r>
+    </w:p>
+    <w:p>
+      <w:r>
+        <w:rPr>
+          <w:b/>
+        </w:rPr>
+        <w:t>Vårärt</w:t>
+      </w:r>
+      <w:r>
+        <w:t xml:space="preserve"> är en kalkgynnad mullväxt som är knuten till rik lundartad vegetation och har sin huvudsakliga förekomst i sydliga kalklövskogar, lövängen och hässlen. Den har även viktiga förekomster av reliktkaraktär i örtrika kalkgranskogar på frisk eller något fuktig mark i mellersta Sverige. Vårärt är en extra betydelsefull signalart i boreala (och boreonemorala) kalkgranskogar, då dessa förekomster nu är starkt fragmenterade och troligen visar på en flertusenårig ekologisk kontinuitet där spridning och etablering kan ha skett under postglaciala värmetiden. Arten tål inte dagens rationella skogsbruksmetoder (Nitare &amp; Skogsstyrelsen, 2019).</w:t>
+      </w:r>
+    </w:p>
+    <w:p>
       <w:pPr>
         <w:pStyle w:val="Heading1"/>
       </w:pPr>
@@ -231,7 +253,7 @@
     <w:r>
       <w:tab/>
       <w:tab/>
-      <w:t>2025-04-09</w:t>
+      <w:t>2025-04-10</w:t>
       <w:br/>
       <w:br/>
     </w:r>

--- a/tillsyn/A 15015-2025 tillsynsbegäran.docx
+++ b/tillsyn/A 15015-2025 tillsynsbegäran.docx
@@ -253,7 +253,7 @@
     <w:r>
       <w:tab/>
       <w:tab/>
-      <w:t>2025-04-10</w:t>
+      <w:t>2025-04-11</w:t>
       <w:br/>
       <w:br/>
     </w:r>

--- a/tillsyn/A 15015-2025 tillsynsbegäran.docx
+++ b/tillsyn/A 15015-2025 tillsynsbegäran.docx
@@ -253,7 +253,7 @@
     <w:r>
       <w:tab/>
       <w:tab/>
-      <w:t>2025-04-11</w:t>
+      <w:t>2025-04-12</w:t>
       <w:br/>
       <w:br/>
     </w:r>

--- a/tillsyn/A 15015-2025 tillsynsbegäran.docx
+++ b/tillsyn/A 15015-2025 tillsynsbegäran.docx
@@ -253,7 +253,7 @@
     <w:r>
       <w:tab/>
       <w:tab/>
-      <w:t>2025-04-12</w:t>
+      <w:t>2025-04-13</w:t>
       <w:br/>
       <w:br/>
     </w:r>

--- a/tillsyn/A 15015-2025 tillsynsbegäran.docx
+++ b/tillsyn/A 15015-2025 tillsynsbegäran.docx
@@ -253,7 +253,7 @@
     <w:r>
       <w:tab/>
       <w:tab/>
-      <w:t>2025-04-13</w:t>
+      <w:t>2025-04-14</w:t>
       <w:br/>
       <w:br/>
     </w:r>

--- a/tillsyn/A 15015-2025 tillsynsbegäran.docx
+++ b/tillsyn/A 15015-2025 tillsynsbegäran.docx
@@ -253,7 +253,7 @@
     <w:r>
       <w:tab/>
       <w:tab/>
-      <w:t>2025-04-14</w:t>
+      <w:t>2025-04-15</w:t>
       <w:br/>
       <w:br/>
     </w:r>

--- a/tillsyn/A 15015-2025 tillsynsbegäran.docx
+++ b/tillsyn/A 15015-2025 tillsynsbegäran.docx
@@ -253,7 +253,7 @@
     <w:r>
       <w:tab/>
       <w:tab/>
-      <w:t>2025-04-15</w:t>
+      <w:t>2025-04-16</w:t>
       <w:br/>
       <w:br/>
     </w:r>

--- a/tillsyn/A 15015-2025 tillsynsbegäran.docx
+++ b/tillsyn/A 15015-2025 tillsynsbegäran.docx
@@ -253,7 +253,7 @@
     <w:r>
       <w:tab/>
       <w:tab/>
-      <w:t>2025-04-16</w:t>
+      <w:t>2025-04-17</w:t>
       <w:br/>
       <w:br/>
     </w:r>

--- a/tillsyn/A 15015-2025 tillsynsbegäran.docx
+++ b/tillsyn/A 15015-2025 tillsynsbegäran.docx
@@ -253,7 +253,7 @@
     <w:r>
       <w:tab/>
       <w:tab/>
-      <w:t>2025-04-17</w:t>
+      <w:t>2025-04-18</w:t>
       <w:br/>
       <w:br/>
     </w:r>

--- a/tillsyn/A 15015-2025 tillsynsbegäran.docx
+++ b/tillsyn/A 15015-2025 tillsynsbegäran.docx
@@ -253,7 +253,7 @@
     <w:r>
       <w:tab/>
       <w:tab/>
-      <w:t>2025-04-18</w:t>
+      <w:t>2025-04-19</w:t>
       <w:br/>
       <w:br/>
     </w:r>

--- a/tillsyn/A 15015-2025 tillsynsbegäran.docx
+++ b/tillsyn/A 15015-2025 tillsynsbegäran.docx
@@ -253,7 +253,7 @@
     <w:r>
       <w:tab/>
       <w:tab/>
-      <w:t>2025-05-03</w:t>
+      <w:t>2025-05-04</w:t>
       <w:br/>
       <w:br/>
     </w:r>

--- a/tillsyn/A 15015-2025 tillsynsbegäran.docx
+++ b/tillsyn/A 15015-2025 tillsynsbegäran.docx
@@ -253,7 +253,7 @@
     <w:r>
       <w:tab/>
       <w:tab/>
-      <w:t>2025-05-04</w:t>
+      <w:t>2025-05-06</w:t>
       <w:br/>
       <w:br/>
     </w:r>

--- a/tillsyn/A 15015-2025 tillsynsbegäran.docx
+++ b/tillsyn/A 15015-2025 tillsynsbegäran.docx
@@ -253,7 +253,7 @@
     <w:r>
       <w:tab/>
       <w:tab/>
-      <w:t>2025-05-06</w:t>
+      <w:t>2025-05-07</w:t>
       <w:br/>
       <w:br/>
     </w:r>

--- a/tillsyn/A 15015-2025 tillsynsbegäran.docx
+++ b/tillsyn/A 15015-2025 tillsynsbegäran.docx
@@ -253,7 +253,7 @@
     <w:r>
       <w:tab/>
       <w:tab/>
-      <w:t>2025-05-07</w:t>
+      <w:t>2025-05-08</w:t>
       <w:br/>
       <w:br/>
     </w:r>

--- a/tillsyn/A 15015-2025 tillsynsbegäran.docx
+++ b/tillsyn/A 15015-2025 tillsynsbegäran.docx
@@ -253,7 +253,7 @@
     <w:r>
       <w:tab/>
       <w:tab/>
-      <w:t>2025-05-08</w:t>
+      <w:t>2025-05-09</w:t>
       <w:br/>
       <w:br/>
     </w:r>

--- a/tillsyn/A 15015-2025 tillsynsbegäran.docx
+++ b/tillsyn/A 15015-2025 tillsynsbegäran.docx
@@ -253,7 +253,7 @@
     <w:r>
       <w:tab/>
       <w:tab/>
-      <w:t>2025-05-09</w:t>
+      <w:t>2025-05-10</w:t>
       <w:br/>
       <w:br/>
     </w:r>

--- a/tillsyn/A 15015-2025 tillsynsbegäran.docx
+++ b/tillsyn/A 15015-2025 tillsynsbegäran.docx
@@ -253,7 +253,7 @@
     <w:r>
       <w:tab/>
       <w:tab/>
-      <w:t>2025-05-10</w:t>
+      <w:t>2025-05-11</w:t>
       <w:br/>
       <w:br/>
     </w:r>

--- a/tillsyn/A 15015-2025 tillsynsbegäran.docx
+++ b/tillsyn/A 15015-2025 tillsynsbegäran.docx
@@ -253,7 +253,7 @@
     <w:r>
       <w:tab/>
       <w:tab/>
-      <w:t>2025-05-11</w:t>
+      <w:t>2025-05-12</w:t>
       <w:br/>
       <w:br/>
     </w:r>

--- a/tillsyn/A 15015-2025 tillsynsbegäran.docx
+++ b/tillsyn/A 15015-2025 tillsynsbegäran.docx
@@ -253,7 +253,7 @@
     <w:r>
       <w:tab/>
       <w:tab/>
-      <w:t>2025-05-12</w:t>
+      <w:t>2025-05-13</w:t>
       <w:br/>
       <w:br/>
     </w:r>

--- a/tillsyn/A 15015-2025 tillsynsbegäran.docx
+++ b/tillsyn/A 15015-2025 tillsynsbegäran.docx
@@ -253,7 +253,7 @@
     <w:r>
       <w:tab/>
       <w:tab/>
-      <w:t>2025-05-13</w:t>
+      <w:t>2025-05-14</w:t>
       <w:br/>
       <w:br/>
     </w:r>

--- a/tillsyn/A 15015-2025 tillsynsbegäran.docx
+++ b/tillsyn/A 15015-2025 tillsynsbegäran.docx
@@ -253,7 +253,7 @@
     <w:r>
       <w:tab/>
       <w:tab/>
-      <w:t>2025-05-14</w:t>
+      <w:t>2025-05-15</w:t>
       <w:br/>
       <w:br/>
     </w:r>

--- a/tillsyn/A 15015-2025 tillsynsbegäran.docx
+++ b/tillsyn/A 15015-2025 tillsynsbegäran.docx
@@ -253,7 +253,7 @@
     <w:r>
       <w:tab/>
       <w:tab/>
-      <w:t>2025-05-15</w:t>
+      <w:t>2025-05-16</w:t>
       <w:br/>
       <w:br/>
     </w:r>

--- a/tillsyn/A 15015-2025 tillsynsbegäran.docx
+++ b/tillsyn/A 15015-2025 tillsynsbegäran.docx
@@ -253,7 +253,7 @@
     <w:r>
       <w:tab/>
       <w:tab/>
-      <w:t>2025-05-16</w:t>
+      <w:t>2025-05-17</w:t>
       <w:br/>
       <w:br/>
     </w:r>

--- a/tillsyn/A 15015-2025 tillsynsbegäran.docx
+++ b/tillsyn/A 15015-2025 tillsynsbegäran.docx
@@ -253,7 +253,7 @@
     <w:r>
       <w:tab/>
       <w:tab/>
-      <w:t>2025-05-17</w:t>
+      <w:t>2025-05-18</w:t>
       <w:br/>
       <w:br/>
     </w:r>

--- a/tillsyn/A 15015-2025 tillsynsbegäran.docx
+++ b/tillsyn/A 15015-2025 tillsynsbegäran.docx
@@ -253,7 +253,7 @@
     <w:r>
       <w:tab/>
       <w:tab/>
-      <w:t>2025-05-18</w:t>
+      <w:t>2025-05-19</w:t>
       <w:br/>
       <w:br/>
     </w:r>

--- a/tillsyn/A 15015-2025 tillsynsbegäran.docx
+++ b/tillsyn/A 15015-2025 tillsynsbegäran.docx
@@ -253,7 +253,7 @@
     <w:r>
       <w:tab/>
       <w:tab/>
-      <w:t>2025-05-19</w:t>
+      <w:t>2025-05-20</w:t>
       <w:br/>
       <w:br/>
     </w:r>

--- a/tillsyn/A 15015-2025 tillsynsbegäran.docx
+++ b/tillsyn/A 15015-2025 tillsynsbegäran.docx
@@ -253,7 +253,7 @@
     <w:r>
       <w:tab/>
       <w:tab/>
-      <w:t>2025-05-20</w:t>
+      <w:t>2025-05-21</w:t>
       <w:br/>
       <w:br/>
     </w:r>

--- a/tillsyn/A 15015-2025 tillsynsbegäran.docx
+++ b/tillsyn/A 15015-2025 tillsynsbegäran.docx
@@ -253,7 +253,7 @@
     <w:r>
       <w:tab/>
       <w:tab/>
-      <w:t>2025-05-21</w:t>
+      <w:t>2025-05-22</w:t>
       <w:br/>
       <w:br/>
     </w:r>

--- a/tillsyn/A 15015-2025 tillsynsbegäran.docx
+++ b/tillsyn/A 15015-2025 tillsynsbegäran.docx
@@ -253,7 +253,7 @@
     <w:r>
       <w:tab/>
       <w:tab/>
-      <w:t>2025-05-22</w:t>
+      <w:t>2025-05-23</w:t>
       <w:br/>
       <w:br/>
     </w:r>

--- a/tillsyn/A 15015-2025 tillsynsbegäran.docx
+++ b/tillsyn/A 15015-2025 tillsynsbegäran.docx
@@ -253,7 +253,7 @@
     <w:r>
       <w:tab/>
       <w:tab/>
-      <w:t>2025-05-23</w:t>
+      <w:t>2025-05-24</w:t>
       <w:br/>
       <w:br/>
     </w:r>

--- a/tillsyn/A 15015-2025 tillsynsbegäran.docx
+++ b/tillsyn/A 15015-2025 tillsynsbegäran.docx
@@ -253,7 +253,7 @@
     <w:r>
       <w:tab/>
       <w:tab/>
-      <w:t>2025-05-24</w:t>
+      <w:t>2025-05-25</w:t>
       <w:br/>
       <w:br/>
     </w:r>

--- a/tillsyn/A 15015-2025 tillsynsbegäran.docx
+++ b/tillsyn/A 15015-2025 tillsynsbegäran.docx
@@ -253,7 +253,7 @@
     <w:r>
       <w:tab/>
       <w:tab/>
-      <w:t>2025-05-25</w:t>
+      <w:t>2025-05-26</w:t>
       <w:br/>
       <w:br/>
     </w:r>

--- a/tillsyn/A 15015-2025 tillsynsbegäran.docx
+++ b/tillsyn/A 15015-2025 tillsynsbegäran.docx
@@ -253,7 +253,7 @@
     <w:r>
       <w:tab/>
       <w:tab/>
-      <w:t>2025-05-26</w:t>
+      <w:t>2025-05-27</w:t>
       <w:br/>
       <w:br/>
     </w:r>

--- a/tillsyn/A 15015-2025 tillsynsbegäran.docx
+++ b/tillsyn/A 15015-2025 tillsynsbegäran.docx
@@ -253,7 +253,7 @@
     <w:r>
       <w:tab/>
       <w:tab/>
-      <w:t>2025-05-27</w:t>
+      <w:t>2025-05-30</w:t>
       <w:br/>
       <w:br/>
     </w:r>

--- a/tillsyn/A 15015-2025 tillsynsbegäran.docx
+++ b/tillsyn/A 15015-2025 tillsynsbegäran.docx
@@ -253,7 +253,7 @@
     <w:r>
       <w:tab/>
       <w:tab/>
-      <w:t>2025-05-30</w:t>
+      <w:t>2025-06-01</w:t>
       <w:br/>
       <w:br/>
     </w:r>

--- a/tillsyn/A 15015-2025 tillsynsbegäran.docx
+++ b/tillsyn/A 15015-2025 tillsynsbegäran.docx
@@ -253,7 +253,7 @@
     <w:r>
       <w:tab/>
       <w:tab/>
-      <w:t>2025-06-01</w:t>
+      <w:t>2025-06-02</w:t>
       <w:br/>
       <w:br/>
     </w:r>

--- a/tillsyn/A 15015-2025 tillsynsbegäran.docx
+++ b/tillsyn/A 15015-2025 tillsynsbegäran.docx
@@ -253,7 +253,7 @@
     <w:r>
       <w:tab/>
       <w:tab/>
-      <w:t>2025-06-02</w:t>
+      <w:t>2025-06-03</w:t>
       <w:br/>
       <w:br/>
     </w:r>

--- a/tillsyn/A 15015-2025 tillsynsbegäran.docx
+++ b/tillsyn/A 15015-2025 tillsynsbegäran.docx
@@ -253,7 +253,7 @@
     <w:r>
       <w:tab/>
       <w:tab/>
-      <w:t>2025-06-03</w:t>
+      <w:t>2025-06-04</w:t>
       <w:br/>
       <w:br/>
     </w:r>

--- a/tillsyn/A 15015-2025 tillsynsbegäran.docx
+++ b/tillsyn/A 15015-2025 tillsynsbegäran.docx
@@ -253,7 +253,7 @@
     <w:r>
       <w:tab/>
       <w:tab/>
-      <w:t>2025-06-04</w:t>
+      <w:t>2025-06-05</w:t>
       <w:br/>
       <w:br/>
     </w:r>

--- a/tillsyn/A 15015-2025 tillsynsbegäran.docx
+++ b/tillsyn/A 15015-2025 tillsynsbegäran.docx
@@ -253,7 +253,7 @@
     <w:r>
       <w:tab/>
       <w:tab/>
-      <w:t>2025-06-05</w:t>
+      <w:t>2025-06-13</w:t>
       <w:br/>
       <w:br/>
     </w:r>

--- a/tillsyn/A 15015-2025 tillsynsbegäran.docx
+++ b/tillsyn/A 15015-2025 tillsynsbegäran.docx
@@ -253,7 +253,7 @@
     <w:r>
       <w:tab/>
       <w:tab/>
-      <w:t>2025-06-13</w:t>
+      <w:t>2025-06-15</w:t>
       <w:br/>
       <w:br/>
     </w:r>

--- a/tillsyn/A 15015-2025 tillsynsbegäran.docx
+++ b/tillsyn/A 15015-2025 tillsynsbegäran.docx
@@ -253,7 +253,7 @@
     <w:r>
       <w:tab/>
       <w:tab/>
-      <w:t>2025-06-15</w:t>
+      <w:t>2025-06-16</w:t>
       <w:br/>
       <w:br/>
     </w:r>

--- a/tillsyn/A 15015-2025 tillsynsbegäran.docx
+++ b/tillsyn/A 15015-2025 tillsynsbegäran.docx
@@ -253,7 +253,7 @@
     <w:r>
       <w:tab/>
       <w:tab/>
-      <w:t>2025-06-16</w:t>
+      <w:t>2025-06-17</w:t>
       <w:br/>
       <w:br/>
     </w:r>

--- a/tillsyn/A 15015-2025 tillsynsbegäran.docx
+++ b/tillsyn/A 15015-2025 tillsynsbegäran.docx
@@ -253,7 +253,7 @@
     <w:r>
       <w:tab/>
       <w:tab/>
-      <w:t>2025-06-17</w:t>
+      <w:t>2025-06-18</w:t>
       <w:br/>
       <w:br/>
     </w:r>

--- a/tillsyn/A 15015-2025 tillsynsbegäran.docx
+++ b/tillsyn/A 15015-2025 tillsynsbegäran.docx
@@ -253,7 +253,7 @@
     <w:r>
       <w:tab/>
       <w:tab/>
-      <w:t>2025-06-18</w:t>
+      <w:t>2025-06-19</w:t>
       <w:br/>
       <w:br/>
     </w:r>

--- a/tillsyn/A 15015-2025 tillsynsbegäran.docx
+++ b/tillsyn/A 15015-2025 tillsynsbegäran.docx
@@ -253,7 +253,7 @@
     <w:r>
       <w:tab/>
       <w:tab/>
-      <w:t>2025-06-19</w:t>
+      <w:t>2025-06-20</w:t>
       <w:br/>
       <w:br/>
     </w:r>

--- a/tillsyn/A 15015-2025 tillsynsbegäran.docx
+++ b/tillsyn/A 15015-2025 tillsynsbegäran.docx
@@ -253,7 +253,7 @@
     <w:r>
       <w:tab/>
       <w:tab/>
-      <w:t>2025-06-20</w:t>
+      <w:t>2025-06-21</w:t>
       <w:br/>
       <w:br/>
     </w:r>

--- a/tillsyn/A 15015-2025 tillsynsbegäran.docx
+++ b/tillsyn/A 15015-2025 tillsynsbegäran.docx
@@ -253,7 +253,7 @@
     <w:r>
       <w:tab/>
       <w:tab/>
-      <w:t>2025-06-21</w:t>
+      <w:t>2025-06-22</w:t>
       <w:br/>
       <w:br/>
     </w:r>

--- a/tillsyn/A 15015-2025 tillsynsbegäran.docx
+++ b/tillsyn/A 15015-2025 tillsynsbegäran.docx
@@ -253,7 +253,7 @@
     <w:r>
       <w:tab/>
       <w:tab/>
-      <w:t>2025-06-22</w:t>
+      <w:t>2025-06-23</w:t>
       <w:br/>
       <w:br/>
     </w:r>

--- a/tillsyn/A 15015-2025 tillsynsbegäran.docx
+++ b/tillsyn/A 15015-2025 tillsynsbegäran.docx
@@ -253,7 +253,7 @@
     <w:r>
       <w:tab/>
       <w:tab/>
-      <w:t>2025-06-23</w:t>
+      <w:t>2025-06-24</w:t>
       <w:br/>
       <w:br/>
     </w:r>

--- a/tillsyn/A 15015-2025 tillsynsbegäran.docx
+++ b/tillsyn/A 15015-2025 tillsynsbegäran.docx
@@ -253,7 +253,7 @@
     <w:r>
       <w:tab/>
       <w:tab/>
-      <w:t>2025-06-24</w:t>
+      <w:t>2025-06-25</w:t>
       <w:br/>
       <w:br/>
     </w:r>

--- a/tillsyn/A 15015-2025 tillsynsbegäran.docx
+++ b/tillsyn/A 15015-2025 tillsynsbegäran.docx
@@ -253,7 +253,7 @@
     <w:r>
       <w:tab/>
       <w:tab/>
-      <w:t>2025-06-25</w:t>
+      <w:t>2025-06-26</w:t>
       <w:br/>
       <w:br/>
     </w:r>

--- a/tillsyn/A 15015-2025 tillsynsbegäran.docx
+++ b/tillsyn/A 15015-2025 tillsynsbegäran.docx
@@ -253,7 +253,7 @@
     <w:r>
       <w:tab/>
       <w:tab/>
-      <w:t>2025-06-26</w:t>
+      <w:t>2025-06-27</w:t>
       <w:br/>
       <w:br/>
     </w:r>

--- a/tillsyn/A 15015-2025 tillsynsbegäran.docx
+++ b/tillsyn/A 15015-2025 tillsynsbegäran.docx
@@ -253,7 +253,7 @@
     <w:r>
       <w:tab/>
       <w:tab/>
-      <w:t>2025-06-27</w:t>
+      <w:t>2025-06-28</w:t>
       <w:br/>
       <w:br/>
     </w:r>

--- a/tillsyn/A 15015-2025 tillsynsbegäran.docx
+++ b/tillsyn/A 15015-2025 tillsynsbegäran.docx
@@ -253,7 +253,7 @@
     <w:r>
       <w:tab/>
       <w:tab/>
-      <w:t>2025-06-28</w:t>
+      <w:t>2025-06-29</w:t>
       <w:br/>
       <w:br/>
     </w:r>

--- a/tillsyn/A 15015-2025 tillsynsbegäran.docx
+++ b/tillsyn/A 15015-2025 tillsynsbegäran.docx
@@ -253,7 +253,7 @@
     <w:r>
       <w:tab/>
       <w:tab/>
-      <w:t>2025-06-29</w:t>
+      <w:t>2025-06-30</w:t>
       <w:br/>
       <w:br/>
     </w:r>

--- a/tillsyn/A 15015-2025 tillsynsbegäran.docx
+++ b/tillsyn/A 15015-2025 tillsynsbegäran.docx
@@ -253,7 +253,7 @@
     <w:r>
       <w:tab/>
       <w:tab/>
-      <w:t>2025-06-30</w:t>
+      <w:t>2025-07-01</w:t>
       <w:br/>
       <w:br/>
     </w:r>

--- a/tillsyn/A 15015-2025 tillsynsbegäran.docx
+++ b/tillsyn/A 15015-2025 tillsynsbegäran.docx
@@ -253,7 +253,7 @@
     <w:r>
       <w:tab/>
       <w:tab/>
-      <w:t>2025-07-01</w:t>
+      <w:t>2025-07-02</w:t>
       <w:br/>
       <w:br/>
     </w:r>

--- a/tillsyn/A 15015-2025 tillsynsbegäran.docx
+++ b/tillsyn/A 15015-2025 tillsynsbegäran.docx
@@ -253,7 +253,7 @@
     <w:r>
       <w:tab/>
       <w:tab/>
-      <w:t>2025-07-02</w:t>
+      <w:t>2025-07-03</w:t>
       <w:br/>
       <w:br/>
     </w:r>

--- a/tillsyn/A 15015-2025 tillsynsbegäran.docx
+++ b/tillsyn/A 15015-2025 tillsynsbegäran.docx
@@ -253,7 +253,7 @@
     <w:r>
       <w:tab/>
       <w:tab/>
-      <w:t>2025-07-03</w:t>
+      <w:t>2025-07-04</w:t>
       <w:br/>
       <w:br/>
     </w:r>

--- a/tillsyn/A 15015-2025 tillsynsbegäran.docx
+++ b/tillsyn/A 15015-2025 tillsynsbegäran.docx
@@ -253,7 +253,7 @@
     <w:r>
       <w:tab/>
       <w:tab/>
-      <w:t>2025-07-04</w:t>
+      <w:t>2025-07-05</w:t>
       <w:br/>
       <w:br/>
     </w:r>

--- a/tillsyn/A 15015-2025 tillsynsbegäran.docx
+++ b/tillsyn/A 15015-2025 tillsynsbegäran.docx
@@ -253,7 +253,7 @@
     <w:r>
       <w:tab/>
       <w:tab/>
-      <w:t>2025-07-05</w:t>
+      <w:t>2025-07-06</w:t>
       <w:br/>
       <w:br/>
     </w:r>

--- a/tillsyn/A 15015-2025 tillsynsbegäran.docx
+++ b/tillsyn/A 15015-2025 tillsynsbegäran.docx
@@ -253,7 +253,7 @@
     <w:r>
       <w:tab/>
       <w:tab/>
-      <w:t>2025-07-06</w:t>
+      <w:t>2025-07-07</w:t>
       <w:br/>
       <w:br/>
     </w:r>

--- a/tillsyn/A 15015-2025 tillsynsbegäran.docx
+++ b/tillsyn/A 15015-2025 tillsynsbegäran.docx
@@ -253,7 +253,7 @@
     <w:r>
       <w:tab/>
       <w:tab/>
-      <w:t>2025-07-07</w:t>
+      <w:t>2025-07-08</w:t>
       <w:br/>
       <w:br/>
     </w:r>

--- a/tillsyn/A 15015-2025 tillsynsbegäran.docx
+++ b/tillsyn/A 15015-2025 tillsynsbegäran.docx
@@ -253,7 +253,7 @@
     <w:r>
       <w:tab/>
       <w:tab/>
-      <w:t>2025-07-08</w:t>
+      <w:t>2025-07-09</w:t>
       <w:br/>
       <w:br/>
     </w:r>

--- a/tillsyn/A 15015-2025 tillsynsbegäran.docx
+++ b/tillsyn/A 15015-2025 tillsynsbegäran.docx
@@ -253,7 +253,7 @@
     <w:r>
       <w:tab/>
       <w:tab/>
-      <w:t>2025-07-09</w:t>
+      <w:t>2025-07-11</w:t>
       <w:br/>
       <w:br/>
     </w:r>

--- a/tillsyn/A 15015-2025 tillsynsbegäran.docx
+++ b/tillsyn/A 15015-2025 tillsynsbegäran.docx
@@ -253,7 +253,7 @@
     <w:r>
       <w:tab/>
       <w:tab/>
-      <w:t>2025-07-11</w:t>
+      <w:t>2025-07-12</w:t>
       <w:br/>
       <w:br/>
     </w:r>

--- a/tillsyn/A 15015-2025 tillsynsbegäran.docx
+++ b/tillsyn/A 15015-2025 tillsynsbegäran.docx
@@ -253,7 +253,7 @@
     <w:r>
       <w:tab/>
       <w:tab/>
-      <w:t>2025-07-12</w:t>
+      <w:t>2025-07-13</w:t>
       <w:br/>
       <w:br/>
     </w:r>

--- a/tillsyn/A 15015-2025 tillsynsbegäran.docx
+++ b/tillsyn/A 15015-2025 tillsynsbegäran.docx
@@ -253,7 +253,7 @@
     <w:r>
       <w:tab/>
       <w:tab/>
-      <w:t>2025-07-13</w:t>
+      <w:t>2025-07-14</w:t>
       <w:br/>
       <w:br/>
     </w:r>

--- a/tillsyn/A 15015-2025 tillsynsbegäran.docx
+++ b/tillsyn/A 15015-2025 tillsynsbegäran.docx
@@ -253,7 +253,7 @@
     <w:r>
       <w:tab/>
       <w:tab/>
-      <w:t>2025-08-06</w:t>
+      <w:t>2025-08-09</w:t>
       <w:br/>
       <w:br/>
     </w:r>
